--- a/Tony_comments.docx
+++ b/Tony_comments.docx
@@ -39,7 +39,21 @@
         <w:t xml:space="preserve">. </w:t>
       </w:r>
     </w:p>
+    <w:p>
+      <w:r>
+        <w:t>Guihen 2014 ship vs glider</w:t>
+      </w:r>
+    </w:p>
     <w:p/>
+    <w:p/>
+    <w:p>
+      <w:r>
+        <w:t xml:space="preserve">When using the SHAPES (Coetzee, 2000) in Echoview, we use a 3x3 convolution matrix with a -75 dB threshold. Schools were determined using the 120 kHz. </w:t>
+      </w:r>
+      <w:r>
+        <w:t xml:space="preserve">Amlr03 had 710 schools identified and amlr04 had 582 schools identified. </w:t>
+      </w:r>
+    </w:p>
     <w:p/>
     <w:p/>
     <w:p>
@@ -165,6 +179,79 @@
         </w:rPr>
         <w:tab/>
       </w:r>
+    </w:p>
+    <w:p>
+      <w:pPr>
+        <w:autoSpaceDE w:val="0"/>
+        <w:autoSpaceDN w:val="0"/>
+        <w:adjustRightInd w:val="0"/>
+        <w:spacing w:after="0" w:line="240" w:lineRule="auto"/>
+        <w:rPr>
+          <w:rFonts w:ascii="Calibri" w:hAnsi="Calibri" w:cs="Calibri"/>
+        </w:rPr>
+      </w:pPr>
+      <w:r>
+        <w:rPr>
+          <w:rFonts w:ascii="Calibri" w:hAnsi="Calibri" w:cs="Calibri"/>
+        </w:rPr>
+        <w:t xml:space="preserve">Coetzee, J. (2000). "Use of a shoal analysis and patch estimation system (SHAPES) to characterise sardine schools." </w:t>
+      </w:r>
+      <w:r>
+        <w:rPr>
+          <w:rFonts w:ascii="Calibri" w:hAnsi="Calibri" w:cs="Calibri"/>
+          <w:u w:val="single"/>
+        </w:rPr>
+        <w:t>Aquatic Living Resources</w:t>
+      </w:r>
+      <w:r>
+        <w:rPr>
+          <w:rFonts w:ascii="Calibri" w:hAnsi="Calibri" w:cs="Calibri"/>
+        </w:rPr>
+        <w:t xml:space="preserve"> </w:t>
+      </w:r>
+      <w:r>
+        <w:rPr>
+          <w:rFonts w:ascii="Calibri" w:hAnsi="Calibri" w:cs="Calibri"/>
+          <w:b/>
+          <w:bCs/>
+        </w:rPr>
+        <w:t>13</w:t>
+      </w:r>
+      <w:r>
+        <w:rPr>
+          <w:rFonts w:ascii="Calibri" w:hAnsi="Calibri" w:cs="Calibri"/>
+        </w:rPr>
+        <w:t>(1): 1-10.</w:t>
+      </w:r>
+    </w:p>
+    <w:p>
+      <w:pPr>
+        <w:autoSpaceDE w:val="0"/>
+        <w:autoSpaceDN w:val="0"/>
+        <w:adjustRightInd w:val="0"/>
+        <w:spacing w:after="0" w:line="240" w:lineRule="auto"/>
+        <w:ind w:left="720" w:hanging="720"/>
+        <w:rPr>
+          <w:rFonts w:ascii="Calibri" w:hAnsi="Calibri" w:cs="Calibri"/>
+        </w:rPr>
+      </w:pPr>
+      <w:r>
+        <w:rPr>
+          <w:rFonts w:ascii="Calibri" w:hAnsi="Calibri" w:cs="Calibri"/>
+        </w:rPr>
+        <w:tab/>
+      </w:r>
+    </w:p>
+    <w:p>
+      <w:pPr>
+        <w:autoSpaceDE w:val="0"/>
+        <w:autoSpaceDN w:val="0"/>
+        <w:adjustRightInd w:val="0"/>
+        <w:spacing w:after="0" w:line="240" w:lineRule="auto"/>
+        <w:rPr>
+          <w:rFonts w:ascii="Calibri" w:hAnsi="Calibri" w:cs="Calibri"/>
+        </w:rPr>
+      </w:pPr>
     </w:p>
     <w:p>
       <w:pPr>
